--- a/website/รายงานผลการพัฒนางาน PA 2569 นายอนันตชัย เพ็ชรรี่.docx
+++ b/website/รายงานผลการพัฒนางาน PA 2569 นายอนันตชัย เพ็ชรรี่.docx
@@ -8394,6 +8394,193 @@
       </w:r>
     </w:p>
     <w:p>
+      <w:pPr>
+        <w:spacing w:before="160" w:after="120"/>
+      </w:pPr>
+      <w:r>
+        <w:rPr>
+          <w:rFonts w:ascii="TH Sarabun New" w:hAnsi="TH Sarabun New" w:eastAsia="TH Sarabun New"/>
+          <w:b/>
+          <w:color w:val="8F1D2C"/>
+          <w:sz w:val="34"/>
+        </w:rPr>
+        <w:t>ภาพถ่ายหลักฐานเชิงประจักษ์การจัดกิจกรรมการเรียนรู้และการใช้สื่อ (ห้องปฏิบัติการคอมพิวเตอร์)</w:t>
+      </w:r>
+    </w:p>
+    <w:p>
+      <w:pPr>
+        <w:spacing w:before="0" w:after="80"/>
+      </w:pPr>
+      <w:r>
+        <w:rPr>
+          <w:rFonts w:ascii="TH Sarabun New" w:hAnsi="TH Sarabun New" w:eastAsia="TH Sarabun New"/>
+          <w:b w:val="0"/>
+          <w:color w:val="1E3A8A"/>
+          <w:sz w:val="28"/>
+        </w:rPr>
+        <w:t>ภาพบรรยากาศจริงในการจัดกิจกรรมการเรียนรู้ Active Learning และนวัตกรรม Gamification ในรอบปีการศึกษา ๒๕๖๙ ณ โรงเรียนบ้านคลองมดแดง :</w:t>
+      </w:r>
+    </w:p>
+    <w:p>
+      <w:pPr>
+        <w:jc w:val="center"/>
+      </w:pPr>
+      <w:r>
+        <w:drawing>
+          <wp:inline xmlns:a="http://schemas.openxmlformats.org/drawingml/2006/main" xmlns:pic="http://schemas.openxmlformats.org/drawingml/2006/picture">
+            <wp:extent cx="4754880" cy="3566160"/>
+            <wp:docPr id="2" name="Picture 2" descr="นักเรียนชั้น ป.๑ ฝึกปฏิบัติการใช้เมาส์และโค้ดดิ้งแบบเพื่อนช่วยเพื่อน (๑๐ ก.ย. ๒๕๖๙)"/>
+            <wp:cNvGraphicFramePr>
+              <a:graphicFrameLocks noChangeAspect="1"/>
+            </wp:cNvGraphicFramePr>
+            <a:graphic>
+              <a:graphicData uri="http://schemas.openxmlformats.org/drawingml/2006/picture">
+                <pic:pic>
+                  <pic:nvPicPr>
+                    <pic:cNvPr id="0" name="IMG_20260910_133441_1_.jpg"/>
+                    <pic:cNvPicPr/>
+                  </pic:nvPicPr>
+                  <pic:blipFill>
+                    <a:blip r:embed="rId10"/>
+                    <a:stretch>
+                      <a:fillRect/>
+                    </a:stretch>
+                  </pic:blipFill>
+                  <pic:spPr>
+                    <a:xfrm>
+                      <a:off x="0" y="0"/>
+                      <a:ext cx="4754880" cy="3566160"/>
+                    </a:xfrm>
+                    <a:prstGeom prst="rect"/>
+                  </pic:spPr>
+                </pic:pic>
+              </a:graphicData>
+            </a:graphic>
+          </wp:inline>
+        </w:drawing>
+      </w:r>
+    </w:p>
+    <w:p>
+      <w:pPr>
+        <w:spacing w:before="0" w:after="200"/>
+        <w:jc w:val="center"/>
+      </w:pPr>
+      <w:r>
+        <w:rPr>
+          <w:rFonts w:ascii="TH Sarabun New" w:hAnsi="TH Sarabun New" w:eastAsia="TH Sarabun New"/>
+          <w:b w:val="0"/>
+          <w:sz w:val="24"/>
+        </w:rPr>
+        <w:t>ภาพที่ ๑ : นักเรียนชั้น ป.๑ (๑๑ คน) ฝึกปฏิบัติการใช้เมาส์และบล็อกโค้ดดิ้งแก้ปัญหาเขาวงกต (Code.org) แบบ ๑ คนต่อ ๑ เครื่อง โดยมีเพื่อนนักเรียนร่วมสังเกตและเรียนรู้แบบเพื่อนช่วยเพื่อน (๑๐ ก.ย. ๒๕๖๙)</w:t>
+      </w:r>
+    </w:p>
+    <w:p>
+      <w:pPr>
+        <w:jc w:val="center"/>
+      </w:pPr>
+      <w:r>
+        <w:drawing>
+          <wp:inline xmlns:a="http://schemas.openxmlformats.org/drawingml/2006/main" xmlns:pic="http://schemas.openxmlformats.org/drawingml/2006/picture">
+            <wp:extent cx="4754880" cy="3566160"/>
+            <wp:docPr id="3" name="Picture 3" descr="ผลสัมฤทธิ์ประเด็นท้าทาย ป.๑ ผ่านเกณฑ์ปฏิบัติ ๑๐๐% (๑๐ ก.ย. ๒๕๖๙)"/>
+            <wp:cNvGraphicFramePr>
+              <a:graphicFrameLocks noChangeAspect="1"/>
+            </wp:cNvGraphicFramePr>
+            <a:graphic>
+              <a:graphicData uri="http://schemas.openxmlformats.org/drawingml/2006/picture">
+                <pic:pic>
+                  <pic:nvPicPr>
+                    <pic:cNvPr id="0" name="IMG_20260910_133655.jpg"/>
+                    <pic:cNvPicPr/>
+                  </pic:nvPicPr>
+                  <pic:blipFill>
+                    <a:blip r:embed="rId11"/>
+                    <a:stretch>
+                      <a:fillRect/>
+                    </a:stretch>
+                  </pic:blipFill>
+                  <pic:spPr>
+                    <a:xfrm>
+                      <a:off x="0" y="0"/>
+                      <a:ext cx="4754880" cy="3566160"/>
+                    </a:xfrm>
+                    <a:prstGeom prst="rect"/>
+                  </pic:spPr>
+                </pic:pic>
+              </a:graphicData>
+            </a:graphic>
+          </wp:inline>
+        </w:drawing>
+      </w:r>
+    </w:p>
+    <w:p>
+      <w:pPr>
+        <w:spacing w:before="0" w:after="200"/>
+        <w:jc w:val="center"/>
+      </w:pPr>
+      <w:r>
+        <w:rPr>
+          <w:rFonts w:ascii="TH Sarabun New" w:hAnsi="TH Sarabun New" w:eastAsia="TH Sarabun New"/>
+          <w:b w:val="0"/>
+          <w:sz w:val="24"/>
+        </w:rPr>
+        <w:t>ภาพที่ ๒ : ผลสัมฤทธิ์เชิงประจักษ์ประเด็นท้าทาย ผู้เรียน ป.๑ ควบคุมเมาส์ได้อย่างคล่องแคล่วและผ่านเกณฑ์ทักษะปฏิบัติครบทั้ง ๑๑ คน (๑๐๐%) (๑๐ ก.ย. ๒๕๖๙)</w:t>
+      </w:r>
+    </w:p>
+    <w:p>
+      <w:pPr>
+        <w:jc w:val="center"/>
+      </w:pPr>
+      <w:r>
+        <w:drawing>
+          <wp:inline xmlns:a="http://schemas.openxmlformats.org/drawingml/2006/main" xmlns:pic="http://schemas.openxmlformats.org/drawingml/2006/picture">
+            <wp:extent cx="4754880" cy="3566160"/>
+            <wp:docPr id="4" name="Picture 4" descr="การจัดการเรียนรู้ซอฟต์แวร์เบื้องต้นและสภาพแวดล้อมห้องคอมพิวเตอร์ (๒ ก.พ. ๒๕๖๙)"/>
+            <wp:cNvGraphicFramePr>
+              <a:graphicFrameLocks noChangeAspect="1"/>
+            </wp:cNvGraphicFramePr>
+            <a:graphic>
+              <a:graphicData uri="http://schemas.openxmlformats.org/drawingml/2006/picture">
+                <pic:pic>
+                  <pic:nvPicPr>
+                    <pic:cNvPr id="0" name="IMG_20260202_104526.jpg"/>
+                    <pic:cNvPicPr/>
+                  </pic:nvPicPr>
+                  <pic:blipFill>
+                    <a:blip r:embed="rId12"/>
+                    <a:stretch>
+                      <a:fillRect/>
+                    </a:stretch>
+                  </pic:blipFill>
+                  <pic:spPr>
+                    <a:xfrm>
+                      <a:off x="0" y="0"/>
+                      <a:ext cx="4754880" cy="3566160"/>
+                    </a:xfrm>
+                    <a:prstGeom prst="rect"/>
+                  </pic:spPr>
+                </pic:pic>
+              </a:graphicData>
+            </a:graphic>
+          </wp:inline>
+        </w:drawing>
+      </w:r>
+    </w:p>
+    <w:p>
+      <w:pPr>
+        <w:spacing w:before="0" w:after="200"/>
+        <w:jc w:val="center"/>
+      </w:pPr>
+      <w:r>
+        <w:rPr>
+          <w:rFonts w:ascii="TH Sarabun New" w:hAnsi="TH Sarabun New" w:eastAsia="TH Sarabun New"/>
+          <w:b w:val="0"/>
+          <w:sz w:val="24"/>
+        </w:rPr>
+        <w:t>ภาพที่ ๓ : การจัดการเรียนรู้หน่วยการใช้งานซอฟต์แวร์เบื้องต้น มีจอ Smart TV ขนาดใหญ่สาธิตบทเรียน และแผ่นรองโต๊ะผังแป้นพิมพ์และการจับเมาส์ถูกสุขลักษณะ (๒ ก.พ. ๒๕๖๙)</w:t>
+      </w:r>
+    </w:p>
+    <w:p>
       <w:r>
         <w:br w:type="page"/>
       </w:r>
@@ -10016,7 +10203,7 @@
       </w:r>
     </w:p>
     <w:sectPr>
-      <w:footerReference w:type="default" r:id="rId10"/>
+      <w:footerReference w:type="default" r:id="rId13"/>
       <w:pgSz w:w="12240" w:h="15840"/>
       <w:pgMar w:top="1037" w:right="1181" w:bottom="1037" w:left="1181" w:header="720" w:footer="720" w:gutter="0"/>
       <w:cols w:space="720"/>
